--- a/Presentation Marking Summary Group 2 Garaul.docx
+++ b/Presentation Marking Summary Group 2 Garaul.docx
@@ -176,23 +176,7 @@
                 <w:b/>
                 <w:bCs/>
               </w:rPr>
-              <w:t xml:space="preserve">Needs </w:t>
-            </w:r>
-            <w:proofErr w:type="gramStart"/>
-            <w:r>
-              <w:rPr>
-                <w:b/>
-                <w:bCs/>
-              </w:rPr>
-              <w:t>Work(</w:t>
-            </w:r>
-            <w:proofErr w:type="gramEnd"/>
-            <w:r>
-              <w:rPr>
-                <w:b/>
-                <w:bCs/>
-              </w:rPr>
-              <w:t xml:space="preserve">1) </w:t>
+              <w:t xml:space="preserve">Needs Work(1) </w:t>
             </w:r>
           </w:p>
         </w:tc>
@@ -232,23 +216,7 @@
                 <w:b/>
                 <w:bCs/>
               </w:rPr>
-              <w:t xml:space="preserve">Score </w:t>
-            </w:r>
-            <w:proofErr w:type="gramStart"/>
-            <w:r>
-              <w:rPr>
-                <w:b/>
-                <w:bCs/>
-              </w:rPr>
-              <w:t>( _</w:t>
-            </w:r>
-            <w:proofErr w:type="gramEnd"/>
-            <w:r>
-              <w:rPr>
-                <w:b/>
-                <w:bCs/>
-              </w:rPr>
-              <w:t xml:space="preserve"> / 3)</w:t>
+              <w:t>Score ( _ / 3)</w:t>
             </w:r>
           </w:p>
         </w:tc>
@@ -320,7 +288,7 @@
           </w:tcPr>
           <w:p>
             <w:r>
-              <w:t>2</w:t>
+              <w:t>3</w:t>
             </w:r>
           </w:p>
         </w:tc>
@@ -415,7 +383,7 @@
           </w:tcPr>
           <w:p>
             <w:r>
-              <w:t>2</w:t>
+              <w:t>3</w:t>
             </w:r>
           </w:p>
         </w:tc>
@@ -510,7 +478,7 @@
           </w:tcPr>
           <w:p>
             <w:r>
-              <w:t>2</w:t>
+              <w:t>3</w:t>
             </w:r>
           </w:p>
         </w:tc>
@@ -921,7 +889,10 @@
               <w:t>Th</w:t>
             </w:r>
             <w:r>
-              <w:t>is version of the</w:t>
+              <w:t>e group</w:t>
+            </w:r>
+            <w:r>
+              <w:t xml:space="preserve"> version of the</w:t>
             </w:r>
             <w:r>
               <w:t xml:space="preserve"> presentation and work on the assignment was done by Gur</w:t>
@@ -966,13 +937,24 @@
             </w:r>
             <w:proofErr w:type="gramEnd"/>
             <w:r>
-              <w:t xml:space="preserve"> work in the creation of the project material.</w:t>
+              <w:t xml:space="preserve"> work in the creation of the </w:t>
+            </w:r>
+            <w:proofErr w:type="spellStart"/>
+            <w:r>
+              <w:t>original</w:t>
+            </w:r>
+            <w:r>
+              <w:t>project</w:t>
+            </w:r>
+            <w:proofErr w:type="spellEnd"/>
+            <w:r>
+              <w:t xml:space="preserve"> material.</w:t>
             </w:r>
             <w:r>
               <w:t xml:space="preserve"> </w:t>
             </w:r>
             <w:r>
-              <w:t>Dave created his own version of the project, See his marking file</w:t>
+              <w:t xml:space="preserve">Dave created his own version of the project, </w:t>
             </w:r>
           </w:p>
         </w:tc>
